--- a/FDM/data/Section_6_5_2_Scalability.docx
+++ b/FDM/data/Section_6_5_2_Scalability.docx
@@ -568,7 +568,7 @@
         <w:jc w:val="both"/>
       </w:pPr>
       <w:r>
-        <w:t>Figure 6.31e locates it. The deviation field is plotted at each span, each normalised by its own span so the patterns may be compared, and it is the same pattern throughout — a grid of nine cells with the error concentrated in the seams between them and in the four side lobes. That grid is the region partition. The surface is fitted with nine piecewise-constant pairs of stretch factors, and what the fit cannot express is the variation within a region and the discontinuity at its edge. Scaling the structure does not change that pattern; it magnifies it, because the same relative shape error over a longer edge is a larger absolute one, and because the curvature the fabric must produce inside each cell grows with the cell.</w:t>
+        <w:t>Figure 6.31d locates it. The deviation field is plotted at each span, each normalised by its own span so the patterns may be compared, and it is the same pattern throughout — a grid of nine cells with the error concentrated in the seams between them and in the four side lobes. That grid is the region partition. The surface is fitted with nine piecewise-constant pairs of stretch factors, and what the fit cannot express is the variation within a region and the discontinuity at its edge. Scaling the structure does not change that pattern; it magnifies it, because the same relative shape error over a longer edge is a larger absolute one, and because the curvature the fabric must produce inside each cell grows with the cell.</w:t>
       </w:r>
     </w:p>
     <w:p>
@@ -634,7 +634,7 @@
       <w:r>
         <w:drawing>
           <wp:inline xmlns:a="http://schemas.openxmlformats.org/drawingml/2006/main" xmlns:pic="http://schemas.openxmlformats.org/drawingml/2006/picture">
-            <wp:extent cx="5852160" cy="3061966"/>
+            <wp:extent cx="5852160" cy="3131850"/>
             <wp:docPr id="1" name="Picture 1"/>
             <wp:cNvGraphicFramePr>
               <a:graphicFrameLocks noChangeAspect="1"/>
@@ -655,7 +655,7 @@
                   <pic:spPr>
                     <a:xfrm>
                       <a:off x="0" y="0"/>
-                      <a:ext cx="5852160" cy="3061966"/>
+                      <a:ext cx="5852160" cy="3131850"/>
                     </a:xfrm>
                     <a:prstGeom prst="rect"/>
                   </pic:spPr>
@@ -672,7 +672,7 @@
           <w:i/>
           <w:sz w:val="18"/>
         </w:rPr>
-        <w:t>Figure 6.31: The free-form shell at four spans. (a) Mean and maximum deviation against span, log-log, with the fitted power laws and the proportional line for comparison; both grow faster than the span. (b) The same normalised by span, which is how a tolerance would be written: relative accuracy worsens throughout. (c) Optimisation cost, quadratic in the span, with the two runs that stopped at the iteration cap shown hollow. (d) Crown height as a fraction of span, against the self-similar target: the crown gets relatively closer even as the surface as a whole gets relatively worse. (e) The deviation field at each span, each normalised by its own span: the same nine-cell pattern of the region partition throughout, magnified rather than changed.</w:t>
+        <w:t>Figure 6.31: The free-form shell at four spans. All three upper panels share one linear span axis. (a) Mean and maximum deviation against span, logarithmic in the deviation, with the fitted power laws and the proportional line for comparison; both grow faster than the span. (b) The same normalised by span, which is how a tolerance would be written: relative accuracy worsens throughout. (c) Optimisation cost, quadratic in the span, with the two runs that stopped at the iteration cap shown hollow. (d) The deviation field at each span, each normalised by its own span: the same nine-cell pattern of the region partition throughout, magnified rather than changed.</w:t>
       </w:r>
     </w:p>
     <w:p>
@@ -717,7 +717,15 @@
         <w:pStyle w:val="ListBullet"/>
       </w:pPr>
       <w:r>
-        <w:t>3. The mechanism in Figure 6.31e is an interpretation, well supported by the pattern matching the partition but not demonstrated. The demonstration is a re-run at one span with a finer partition: if the deviation falls and the pattern subdivides accordingly, the reading is confirmed. That experiment would also give the regions-against-span relation the closing paragraph says is missing.</w:t>
+        <w:t>3. The mechanism in Figure 6.31d is an interpretation, well supported by the pattern matching the partition but not demonstrated. The demonstration is a re-run at one span with a finer partition: if the deviation falls and the pattern subdivides accordingly, the reading is confirmed. That experiment would also give the regions-against-span relation the closing paragraph says is missing.</w:t>
+      </w:r>
+    </w:p>
+    <w:p>
+      <w:pPr>
+        <w:pStyle w:val="ListBullet"/>
+      </w:pPr>
+      <w:r>
+        <w:t>3a. The crown-height panel has been removed from Figure 6.31, and the three remaining upper panels put on one linear span axis so they read against the same scale; (a) and (c) keep a logarithmic vertical axis, so the fitted power laws now appear as curves rather than as straight lines. The crown-height claim in the second paragraph of 'Where the error is' therefore no longer has a panel behind it. The numbers are still in data/scalability.json, as crown_ratio and target_crown_ratio, but a reader of the section has to take them on trust. Either quote both endpoints in the sentence or drop the claim.</w:t>
       </w:r>
     </w:p>
     <w:p>
